--- a/cv/Yevhen-Peshynskyi-CV-EN.docx
+++ b/cv/Yevhen-Peshynskyi-CV-EN.docx
@@ -32,7 +32,7 @@
       <w:r>
         <w:t xml:space="preserve"> · </w:t>
       </w:r>
-      <w:hyperlink w:history="1" r:id="rIdanoogeqm-v4icar2xntni">
+      <w:hyperlink w:history="1" r:id="rIdoaz_l0r5_oc4umvsl77of">
         <w:r>
           <w:rPr>
             <w:rStyle w:val="Hyperlink"/>
@@ -43,7 +43,7 @@
       <w:r>
         <w:t xml:space="preserve"> · </w:t>
       </w:r>
-      <w:hyperlink w:history="1" r:id="rIdqx3t048ke3jr4vbjgjksv">
+      <w:hyperlink w:history="1" r:id="rId2omer1dxiprrg7clojxu3">
         <w:r>
           <w:rPr>
             <w:rStyle w:val="Hyperlink"/>
@@ -54,7 +54,7 @@
       <w:r>
         <w:t xml:space="preserve"> · </w:t>
       </w:r>
-      <w:hyperlink w:history="1" r:id="rIdzwvlfdibolcjvotc03x8f">
+      <w:hyperlink w:history="1" r:id="rIddyz5deudtaw_f3ynxilpu">
         <w:r>
           <w:rPr>
             <w:rStyle w:val="Hyperlink"/>
@@ -65,7 +65,7 @@
       <w:r>
         <w:t xml:space="preserve"> · </w:t>
       </w:r>
-      <w:hyperlink w:history="1" r:id="rIdl68xotsxgwyatomzlmigy">
+      <w:hyperlink w:history="1" r:id="rIdwupyxaohomdxntaxn38na">
         <w:r>
           <w:rPr>
             <w:rStyle w:val="Hyperlink"/>
@@ -76,7 +76,7 @@
       <w:r>
         <w:t xml:space="preserve"> · </w:t>
       </w:r>
-      <w:hyperlink w:history="1" r:id="rIdp_t8lhlr51rksnyqpci85">
+      <w:hyperlink w:history="1" r:id="rIdnwxn2txy58mz5sdmeuir-">
         <w:r>
           <w:rPr>
             <w:rStyle w:val="Hyperlink"/>
@@ -87,7 +87,7 @@
       <w:r>
         <w:t xml:space="preserve"> · </w:t>
       </w:r>
-      <w:hyperlink w:history="1" r:id="rIdewxwve5uahoukhumomdoz">
+      <w:hyperlink w:history="1" r:id="rIdjhkwvw0lunrnvwenfycfb">
         <w:r>
           <w:rPr>
             <w:rStyle w:val="Hyperlink"/>
@@ -132,7 +132,7 @@
       <w:r>
         <w:t xml:space="preserve">2023–present · </w:t>
       </w:r>
-      <w:hyperlink w:history="1" r:id="rIdzxfmgthjeithqyocjumbv">
+      <w:hyperlink w:history="1" r:id="rIdcwyuefvcck-6vmfi5ljyo">
         <w:r>
           <w:rPr>
             <w:rStyle w:val="Hyperlink"/>
@@ -333,7 +333,7 @@
       <w:r>
         <w:t xml:space="preserve">2021–2023 · </w:t>
       </w:r>
-      <w:hyperlink w:history="1" r:id="rIdrkuqmlz6nl_dzuabpjdhr">
+      <w:hyperlink w:history="1" r:id="rIda8zt-lihaor_e461bmoxt">
         <w:r>
           <w:rPr>
             <w:rStyle w:val="Hyperlink"/>
@@ -486,7 +486,7 @@
       <w:r>
         <w:t xml:space="preserve">A route planner for cyclists that reads the wind. Solo product, 2025 to present. · </w:t>
       </w:r>
-      <w:hyperlink w:history="1" r:id="rId-23c2qxfbtz1-d7vw-9gm">
+      <w:hyperlink w:history="1" r:id="rIdlipvjg9iwtqvzu0donns7">
         <w:r>
           <w:rPr>
             <w:rStyle w:val="Hyperlink"/>
@@ -534,7 +534,7 @@
       <w:r>
         <w:t xml:space="preserve">Skills, plugins and extensions built for real, repeated work. · </w:t>
       </w:r>
-      <w:hyperlink w:history="1" r:id="rId8m3p84tkoje0umfgpeqc7">
+      <w:hyperlink w:history="1" r:id="rIdzfj7oj4z1w4np74ikvxun">
         <w:r>
           <w:rPr>
             <w:rStyle w:val="Hyperlink"/>

--- a/cv/Yevhen-Peshynskyi-CV-EN.docx
+++ b/cv/Yevhen-Peshynskyi-CV-EN.docx
@@ -32,7 +32,7 @@
       <w:r>
         <w:t xml:space="preserve"> · </w:t>
       </w:r>
-      <w:hyperlink w:history="1" r:id="rIdoaz_l0r5_oc4umvsl77of">
+      <w:hyperlink w:history="1" r:id="rIdvfrr7f0-ije1kbfiwz0l7">
         <w:r>
           <w:rPr>
             <w:rStyle w:val="Hyperlink"/>
@@ -43,7 +43,7 @@
       <w:r>
         <w:t xml:space="preserve"> · </w:t>
       </w:r>
-      <w:hyperlink w:history="1" r:id="rId2omer1dxiprrg7clojxu3">
+      <w:hyperlink w:history="1" r:id="rIdrzuji37y3n3uvpkgvbyhk">
         <w:r>
           <w:rPr>
             <w:rStyle w:val="Hyperlink"/>
@@ -54,7 +54,7 @@
       <w:r>
         <w:t xml:space="preserve"> · </w:t>
       </w:r>
-      <w:hyperlink w:history="1" r:id="rIddyz5deudtaw_f3ynxilpu">
+      <w:hyperlink w:history="1" r:id="rIdmgwejxxkzvyzyfsziuoru">
         <w:r>
           <w:rPr>
             <w:rStyle w:val="Hyperlink"/>
@@ -65,7 +65,7 @@
       <w:r>
         <w:t xml:space="preserve"> · </w:t>
       </w:r>
-      <w:hyperlink w:history="1" r:id="rIdwupyxaohomdxntaxn38na">
+      <w:hyperlink w:history="1" r:id="rId8ye2leiz3wqjdzrrzth7q">
         <w:r>
           <w:rPr>
             <w:rStyle w:val="Hyperlink"/>
@@ -76,7 +76,7 @@
       <w:r>
         <w:t xml:space="preserve"> · </w:t>
       </w:r>
-      <w:hyperlink w:history="1" r:id="rIdnwxn2txy58mz5sdmeuir-">
+      <w:hyperlink w:history="1" r:id="rIdio1z6hghdfqrycwplza9d">
         <w:r>
           <w:rPr>
             <w:rStyle w:val="Hyperlink"/>
@@ -87,7 +87,7 @@
       <w:r>
         <w:t xml:space="preserve"> · </w:t>
       </w:r>
-      <w:hyperlink w:history="1" r:id="rIdjhkwvw0lunrnvwenfycfb">
+      <w:hyperlink w:history="1" r:id="rIdyorsnyo1q7n632wgl__g2">
         <w:r>
           <w:rPr>
             <w:rStyle w:val="Hyperlink"/>
@@ -132,7 +132,7 @@
       <w:r>
         <w:t xml:space="preserve">2023–present · </w:t>
       </w:r>
-      <w:hyperlink w:history="1" r:id="rIdcwyuefvcck-6vmfi5ljyo">
+      <w:hyperlink w:history="1" r:id="rIdb6lunf_rni9cltxiysoax">
         <w:r>
           <w:rPr>
             <w:rStyle w:val="Hyperlink"/>
@@ -333,7 +333,7 @@
       <w:r>
         <w:t xml:space="preserve">2021–2023 · </w:t>
       </w:r>
-      <w:hyperlink w:history="1" r:id="rIda8zt-lihaor_e461bmoxt">
+      <w:hyperlink w:history="1" r:id="rIdlolw5g6wokefwckdf7wuu">
         <w:r>
           <w:rPr>
             <w:rStyle w:val="Hyperlink"/>
@@ -486,7 +486,7 @@
       <w:r>
         <w:t xml:space="preserve">A route planner for cyclists that reads the wind. Solo product, 2025 to present. · </w:t>
       </w:r>
-      <w:hyperlink w:history="1" r:id="rIdlipvjg9iwtqvzu0donns7">
+      <w:hyperlink w:history="1" r:id="rIdqxe9ayhtrgdznnjoxwo3p">
         <w:r>
           <w:rPr>
             <w:rStyle w:val="Hyperlink"/>
@@ -534,7 +534,7 @@
       <w:r>
         <w:t xml:space="preserve">Skills, plugins and extensions built for real, repeated work. · </w:t>
       </w:r>
-      <w:hyperlink w:history="1" r:id="rIdzfj7oj4z1w4np74ikvxun">
+      <w:hyperlink w:history="1" r:id="rIdzjxhqswnpatlcwrmauaxb">
         <w:r>
           <w:rPr>
             <w:rStyle w:val="Hyperlink"/>
@@ -646,10 +646,10 @@
           <w:b/>
           <w:bCs/>
         </w:rPr>
-        <w:t xml:space="preserve">Product design: </w:t>
-      </w:r>
-      <w:r>
-        <w:t xml:space="preserve">UX/UI, information architecture, data-heavy enterprise interfaces, booking flows, composition, typography.</w:t>
+        <w:t xml:space="preserve">Product logic &amp; UX: </w:t>
+      </w:r>
+      <w:r>
+        <w:t xml:space="preserve">Flows, scenarios, roles and states down to the data model; information architecture, data-heavy enterprise interfaces, booking flows.</w:t>
       </w:r>
     </w:p>
     <w:p>
@@ -665,10 +665,10 @@
           <w:b/>
           <w:bCs/>
         </w:rPr>
-        <w:t xml:space="preserve">Design systems: </w:t>
-      </w:r>
-      <w:r>
-        <w:t xml:space="preserve">Design tokens, semantic theming, multi-brand and white-label systems, component libraries, Storybook.</w:t>
+        <w:t xml:space="preserve">UI &amp; design systems: </w:t>
+      </w:r>
+      <w:r>
+        <w:t xml:space="preserve">Composition, typography; design tokens, semantic theming, multi-brand and white-label systems, component libraries, Storybook.</w:t>
       </w:r>
     </w:p>
     <w:p>
@@ -730,10 +730,10 @@
           <w:b/>
           <w:bCs/>
         </w:rPr>
-        <w:t xml:space="preserve">Talking to AI: </w:t>
-      </w:r>
-      <w:r>
-        <w:t xml:space="preserve">Briefs with context and constraints that get the result in a few turns.</w:t>
+        <w:t xml:space="preserve">Talking to AI — and arguing with it: </w:t>
+      </w:r>
+      <w:r>
+        <w:t xml:space="preserve">Plan first, approved before any work starts; clear rules for what it may and may not do; I weigh its proposals, argue when they're wrong, and ask for options and methods, not just answers.</w:t>
       </w:r>
     </w:p>
     <w:p>
@@ -776,6 +776,25 @@
     </w:p>
     <w:p>
       <w:pPr>
+        <w:pStyle w:val="ListParagraph"/>
+        <w:numPr>
+          <w:ilvl w:val="0"/>
+          <w:numId w:val="2"/>
+        </w:numPr>
+      </w:pPr>
+      <w:r>
+        <w:rPr>
+          <w:b/>
+          <w:bCs/>
+        </w:rPr>
+        <w:t xml:space="preserve">If a tool is missing, I build it: </w:t>
+      </w:r>
+      <w:r>
+        <w:t xml:space="preserve">A tutor for my English, a status bar for my limits, palettes for Figma — plugins and skills for my own repeated work.</w:t>
+      </w:r>
+    </w:p>
+    <w:p>
+      <w:pPr>
         <w:spacing w:before="120"/>
       </w:pPr>
       <w:r>
@@ -830,7 +849,7 @@
         </w:numPr>
       </w:pPr>
       <w:r>
-        <w:t xml:space="preserve">English — B1–B2, working written communication</w:t>
+        <w:t xml:space="preserve">English — B1, working written communication</w:t>
       </w:r>
     </w:p>
     <w:sectPr>

--- a/cv/Yevhen-Peshynskyi-CV-EN.docx
+++ b/cv/Yevhen-Peshynskyi-CV-EN.docx
@@ -32,7 +32,7 @@
       <w:r>
         <w:t xml:space="preserve"> · </w:t>
       </w:r>
-      <w:hyperlink w:history="1" r:id="rIdvfrr7f0-ije1kbfiwz0l7">
+      <w:hyperlink w:history="1" r:id="rIdp4uventx2asnbyuomyg-s">
         <w:r>
           <w:rPr>
             <w:rStyle w:val="Hyperlink"/>
@@ -43,7 +43,7 @@
       <w:r>
         <w:t xml:space="preserve"> · </w:t>
       </w:r>
-      <w:hyperlink w:history="1" r:id="rIdrzuji37y3n3uvpkgvbyhk">
+      <w:hyperlink w:history="1" r:id="rIdny0uleethqredldbrrlg6">
         <w:r>
           <w:rPr>
             <w:rStyle w:val="Hyperlink"/>
@@ -54,7 +54,7 @@
       <w:r>
         <w:t xml:space="preserve"> · </w:t>
       </w:r>
-      <w:hyperlink w:history="1" r:id="rIdmgwejxxkzvyzyfsziuoru">
+      <w:hyperlink w:history="1" r:id="rIdlsuhrhebmbs6ltfbo33lp">
         <w:r>
           <w:rPr>
             <w:rStyle w:val="Hyperlink"/>
@@ -65,7 +65,7 @@
       <w:r>
         <w:t xml:space="preserve"> · </w:t>
       </w:r>
-      <w:hyperlink w:history="1" r:id="rId8ye2leiz3wqjdzrrzth7q">
+      <w:hyperlink w:history="1" r:id="rIdwzyjnogjjmcv55mhbox6d">
         <w:r>
           <w:rPr>
             <w:rStyle w:val="Hyperlink"/>
@@ -76,7 +76,7 @@
       <w:r>
         <w:t xml:space="preserve"> · </w:t>
       </w:r>
-      <w:hyperlink w:history="1" r:id="rIdio1z6hghdfqrycwplza9d">
+      <w:hyperlink w:history="1" r:id="rId6umq3mjiiayzszh_n8xg_">
         <w:r>
           <w:rPr>
             <w:rStyle w:val="Hyperlink"/>
@@ -87,7 +87,7 @@
       <w:r>
         <w:t xml:space="preserve"> · </w:t>
       </w:r>
-      <w:hyperlink w:history="1" r:id="rIdyorsnyo1q7n632wgl__g2">
+      <w:hyperlink w:history="1" r:id="rIdu4tz6uca1h25luyfq8kht">
         <w:r>
           <w:rPr>
             <w:rStyle w:val="Hyperlink"/>
@@ -132,7 +132,7 @@
       <w:r>
         <w:t xml:space="preserve">2023–present · </w:t>
       </w:r>
-      <w:hyperlink w:history="1" r:id="rIdb6lunf_rni9cltxiysoax">
+      <w:hyperlink w:history="1" r:id="rIdxfwpjskp2zdrodsk9vjyy">
         <w:r>
           <w:rPr>
             <w:rStyle w:val="Hyperlink"/>
@@ -333,7 +333,7 @@
       <w:r>
         <w:t xml:space="preserve">2021–2023 · </w:t>
       </w:r>
-      <w:hyperlink w:history="1" r:id="rIdlolw5g6wokefwckdf7wuu">
+      <w:hyperlink w:history="1" r:id="rIdxj7-m0-rbocs-a1yxi7ld">
         <w:r>
           <w:rPr>
             <w:rStyle w:val="Hyperlink"/>
@@ -486,7 +486,7 @@
       <w:r>
         <w:t xml:space="preserve">A route planner for cyclists that reads the wind. Solo product, 2025 to present. · </w:t>
       </w:r>
-      <w:hyperlink w:history="1" r:id="rIdqxe9ayhtrgdznnjoxwo3p">
+      <w:hyperlink w:history="1" r:id="rIdtjnrhyisbdpplyyfuj0ep">
         <w:r>
           <w:rPr>
             <w:rStyle w:val="Hyperlink"/>
@@ -534,7 +534,7 @@
       <w:r>
         <w:t xml:space="preserve">Skills, plugins and extensions built for real, repeated work. · </w:t>
       </w:r>
-      <w:hyperlink w:history="1" r:id="rIdzjxhqswnpatlcwrmauaxb">
+      <w:hyperlink w:history="1" r:id="rIdg2pwwo3dbstoo51-dlu2g">
         <w:r>
           <w:rPr>
             <w:rStyle w:val="Hyperlink"/>
@@ -849,7 +849,7 @@
         </w:numPr>
       </w:pPr>
       <w:r>
-        <w:t xml:space="preserve">English — B1, working written communication</w:t>
+        <w:t xml:space="preserve">English — B1 and improving; working written communication</w:t>
       </w:r>
     </w:p>
     <w:sectPr>

--- a/cv/Yevhen-Peshynskyi-CV-EN.docx
+++ b/cv/Yevhen-Peshynskyi-CV-EN.docx
@@ -32,7 +32,7 @@
       <w:r>
         <w:t xml:space="preserve"> · </w:t>
       </w:r>
-      <w:hyperlink w:history="1" r:id="rIdp4uventx2asnbyuomyg-s">
+      <w:hyperlink w:history="1" r:id="rIdlocynyh_ufeccgyvxy46l">
         <w:r>
           <w:rPr>
             <w:rStyle w:val="Hyperlink"/>
@@ -43,7 +43,7 @@
       <w:r>
         <w:t xml:space="preserve"> · </w:t>
       </w:r>
-      <w:hyperlink w:history="1" r:id="rIdny0uleethqredldbrrlg6">
+      <w:hyperlink w:history="1" r:id="rIdbkzaywosnhttl7mlhlbuk">
         <w:r>
           <w:rPr>
             <w:rStyle w:val="Hyperlink"/>
@@ -54,7 +54,7 @@
       <w:r>
         <w:t xml:space="preserve"> · </w:t>
       </w:r>
-      <w:hyperlink w:history="1" r:id="rIdlsuhrhebmbs6ltfbo33lp">
+      <w:hyperlink w:history="1" r:id="rIdzv0njiwdqttrifoo8cgh9">
         <w:r>
           <w:rPr>
             <w:rStyle w:val="Hyperlink"/>
@@ -65,7 +65,7 @@
       <w:r>
         <w:t xml:space="preserve"> · </w:t>
       </w:r>
-      <w:hyperlink w:history="1" r:id="rIdwzyjnogjjmcv55mhbox6d">
+      <w:hyperlink w:history="1" r:id="rIdjwu0uzjqcgzlyu94fryeb">
         <w:r>
           <w:rPr>
             <w:rStyle w:val="Hyperlink"/>
@@ -76,7 +76,7 @@
       <w:r>
         <w:t xml:space="preserve"> · </w:t>
       </w:r>
-      <w:hyperlink w:history="1" r:id="rId6umq3mjiiayzszh_n8xg_">
+      <w:hyperlink w:history="1" r:id="rIdqcziglz75i-ujwsczpnp_">
         <w:r>
           <w:rPr>
             <w:rStyle w:val="Hyperlink"/>
@@ -87,7 +87,7 @@
       <w:r>
         <w:t xml:space="preserve"> · </w:t>
       </w:r>
-      <w:hyperlink w:history="1" r:id="rIdu4tz6uca1h25luyfq8kht">
+      <w:hyperlink w:history="1" r:id="rIdczgyrmcaq9tr02mnovcni">
         <w:r>
           <w:rPr>
             <w:rStyle w:val="Hyperlink"/>
@@ -132,7 +132,7 @@
       <w:r>
         <w:t xml:space="preserve">2023–present · </w:t>
       </w:r>
-      <w:hyperlink w:history="1" r:id="rIdxfwpjskp2zdrodsk9vjyy">
+      <w:hyperlink w:history="1" r:id="rId0t5rhkdpy9k_btgbyaak8">
         <w:r>
           <w:rPr>
             <w:rStyle w:val="Hyperlink"/>
@@ -163,19 +163,19 @@
         </w:numPr>
       </w:pPr>
       <w:r>
-        <w:t xml:space="preserve">Set up a Claude Code harness of 5 agents and 13 skills: research, an HTML prototype in two variants, a choice, production code on the architecture and the design system, AI QA.</w:t>
-      </w:r>
-    </w:p>
-    <w:p>
-      <w:pPr>
-        <w:pStyle w:val="ListParagraph"/>
-        <w:numPr>
-          <w:ilvl w:val="0"/>
-          <w:numId w:val="2"/>
-        </w:numPr>
-      </w:pPr>
-      <w:r>
-        <w:t xml:space="preserve">Built the design system in code: 96 components in 3 tiers (base, domain, AI) and 1,309 Storybook stories, with no Figma in the loop.</w:t>
+        <w:t xml:space="preserve">Built the agentic pipeline from design to development — a Claude Code harness of 5 agents and 13 skills: research, an HTML prototype in two variants, a choice, production code on the design system, AI QA — so a feature goes from task to tested code in days, not weeks, with no Figma stage or separate design department.</w:t>
+      </w:r>
+    </w:p>
+    <w:p>
+      <w:pPr>
+        <w:pStyle w:val="ListParagraph"/>
+        <w:numPr>
+          <w:ilvl w:val="0"/>
+          <w:numId w:val="2"/>
+        </w:numPr>
+      </w:pPr>
+      <w:r>
+        <w:t xml:space="preserve">Built the design system in code: 96 components in 3 tiers (base, domain, AI) and 1,309 Storybook stories.</w:t>
       </w:r>
     </w:p>
     <w:p>
@@ -199,7 +199,7 @@
         </w:numPr>
       </w:pPr>
       <w:r>
-        <w:t xml:space="preserve">Built a tester skill that walks every flow as a real client, role by role: in the last comparison it caught 70% of what a human tester found, and the human missed 80% of what it found.</w:t>
+        <w:t xml:space="preserve">A tester skill walks every flow as a real client, role by role: in the last run it caught 70% of a human tester's finds, and the human missed 80% of its.</w:t>
       </w:r>
     </w:p>
     <w:p>
@@ -231,19 +231,19 @@
         </w:numPr>
       </w:pPr>
       <w:r>
-        <w:t xml:space="preserve">One contract for any airline backend: the front end checks 28 capabilities and hides what the backend cannot serve.</w:t>
-      </w:r>
-    </w:p>
-    <w:p>
-      <w:pPr>
-        <w:pStyle w:val="ListParagraph"/>
-        <w:numPr>
-          <w:ilvl w:val="0"/>
-          <w:numId w:val="2"/>
-        </w:numPr>
-      </w:pPr>
-      <w:r>
-        <w:t xml:space="preserve">An admin with per-airline component variants; an airline's whole style is one JSON file, so a new airline is styled in a day.</w:t>
+        <w:t xml:space="preserve">One contract for any airline backend: the front end checks 28 capabilities and hides what it cannot serve.</w:t>
+      </w:r>
+    </w:p>
+    <w:p>
+      <w:pPr>
+        <w:pStyle w:val="ListParagraph"/>
+        <w:numPr>
+          <w:ilvl w:val="0"/>
+          <w:numId w:val="2"/>
+        </w:numPr>
+      </w:pPr>
+      <w:r>
+        <w:t xml:space="preserve">Per-airline component variants in the admin and the whole style in one JSON file: a new airline styled in a day instead of about a month of design and front-end work.</w:t>
       </w:r>
     </w:p>
     <w:p>
@@ -275,7 +275,7 @@
         </w:numPr>
       </w:pPr>
       <w:r>
-        <w:t xml:space="preserve">Weekly topic research, a two-week content plan, decks with 65 slide types, narration and video, approvals in Telegram and cross-posting to paximizer.com (358 of 369 commits).</w:t>
+        <w:t xml:space="preserve">The weekly output of a marketing department, without the department: topic research, a two-week content plan, decks with 65 slide types, narration and video, approvals in Telegram and cross-posting to paximizer.com; a deck ordered in Telegram is ready in minutes, not days (358 of 369 commits).</w:t>
       </w:r>
     </w:p>
     <w:p>
@@ -295,7 +295,7 @@
         </w:numPr>
       </w:pPr>
       <w:r>
-        <w:t xml:space="preserve">Documented the legacy front end and back end, indexed 10,005 fragments into a RAG and built an MCP server with 8 tools for 27 agents.</w:t>
+        <w:t xml:space="preserve">Documented the legacy front end and back end, indexed 10,005 fragments into a RAG and built an MCP server with 8 tools for 27 agents: any product question, business rule or line of code, answered in seconds, not hours.</w:t>
       </w:r>
     </w:p>
     <w:p>
@@ -315,7 +315,7 @@
         </w:numPr>
       </w:pPr>
       <w:r>
-        <w:t xml:space="preserve">Moved the marketing site from Webflow to Astro and kept all 91 legacy URLs.</w:t>
+        <w:t xml:space="preserve">Site, promo kit and sales materials from one person, no agency; moved the site from Webflow to Astro with all 91 legacy URLs kept.</w:t>
       </w:r>
     </w:p>
     <w:p>
@@ -333,7 +333,7 @@
       <w:r>
         <w:t xml:space="preserve">2021–2023 · </w:t>
       </w:r>
-      <w:hyperlink w:history="1" r:id="rIdxj7-m0-rbocs-a1yxi7ld">
+      <w:hyperlink w:history="1" r:id="rIdmjaywu7eiryn81peoejpv">
         <w:r>
           <w:rPr>
             <w:rStyle w:val="Hyperlink"/>
@@ -356,55 +356,43 @@
         </w:numPr>
       </w:pPr>
       <w:r>
-        <w:t xml:space="preserve">WX booking engine: search, fares, seats, ancillaries and payment within airline constraints (PNR, SSR, fare rules, baggage); booking products used by 20+ airlines.</w:t>
-      </w:r>
-    </w:p>
-    <w:p>
-      <w:pPr>
-        <w:pStyle w:val="ListParagraph"/>
-        <w:numPr>
-          <w:ilvl w:val="0"/>
-          <w:numId w:val="2"/>
-        </w:numPr>
-      </w:pPr>
-      <w:r>
-        <w:t xml:space="preserve">Moved brand customization from manual restyling to tokenized multi-brand theming; 400+ customizable components.</w:t>
-      </w:r>
-    </w:p>
-    <w:p>
-      <w:pPr>
-        <w:pStyle w:val="ListParagraph"/>
-        <w:numPr>
-          <w:ilvl w:val="0"/>
-          <w:numId w:val="2"/>
-        </w:numPr>
-      </w:pPr>
-      <w:r>
-        <w:t xml:space="preserve">A redesigned booking flow showed +5% conversion in an A/B test (preliminary).</w:t>
-      </w:r>
-    </w:p>
-    <w:p>
-      <w:pPr>
-        <w:pStyle w:val="ListParagraph"/>
-        <w:numPr>
-          <w:ilvl w:val="0"/>
-          <w:numId w:val="2"/>
-        </w:numPr>
-      </w:pPr>
-      <w:r>
-        <w:t xml:space="preserve">White-label airline website: 20+ wireframe screens tested, semantic tokens with light and dark themes, a component library with variants and a page constructor; 26 screens across 4 breakpoints.</w:t>
-      </w:r>
-    </w:p>
-    <w:p>
-      <w:pPr>
-        <w:pStyle w:val="ListParagraph"/>
-        <w:numPr>
-          <w:ilvl w:val="0"/>
-          <w:numId w:val="2"/>
-        </w:numPr>
-      </w:pPr>
-      <w:r>
-        <w:t xml:space="preserve">Customer data platform (CDP v1): designed on real API models and taken from MVP to production: profiles, loyalty, campaigns, support, monitoring.</w:t>
+        <w:t xml:space="preserve">WX booking engine: search, fares, seats, extras and payment within airline constraints (PNR, SSR, fare rules, baggage); booking products used by 20+ airlines; a redesigned flow: +5% conversion in an A/B test (preliminary).</w:t>
+      </w:r>
+    </w:p>
+    <w:p>
+      <w:pPr>
+        <w:pStyle w:val="ListParagraph"/>
+        <w:numPr>
+          <w:ilvl w:val="0"/>
+          <w:numId w:val="2"/>
+        </w:numPr>
+      </w:pPr>
+      <w:r>
+        <w:t xml:space="preserve">Moved brand customization from manual restyling to tokenized multi-brand theming (400+ customizable components): a new airline's branding in days instead of weeks.</w:t>
+      </w:r>
+    </w:p>
+    <w:p>
+      <w:pPr>
+        <w:pStyle w:val="ListParagraph"/>
+        <w:numPr>
+          <w:ilvl w:val="0"/>
+          <w:numId w:val="2"/>
+        </w:numPr>
+      </w:pPr>
+      <w:r>
+        <w:t xml:space="preserve">White-label airline website: 20+ wireframe screens tested, semantic tokens with light and dark themes, a component library with variants and a constructor that assembles a site in days; 26 screens, 4 breakpoints.</w:t>
+      </w:r>
+    </w:p>
+    <w:p>
+      <w:pPr>
+        <w:pStyle w:val="ListParagraph"/>
+        <w:numPr>
+          <w:ilvl w:val="0"/>
+          <w:numId w:val="2"/>
+        </w:numPr>
+      </w:pPr>
+      <w:r>
+        <w:t xml:space="preserve">Customer data platform (CDP v1): designed on real API models and taken from MVP to production, the front end built once: profiles, loyalty, campaigns, support, monitoring.</w:t>
       </w:r>
     </w:p>
     <w:p>
@@ -486,7 +474,7 @@
       <w:r>
         <w:t xml:space="preserve">A route planner for cyclists that reads the wind. Solo product, 2025 to present. · </w:t>
       </w:r>
-      <w:hyperlink w:history="1" r:id="rIdtjnrhyisbdpplyyfuj0ep">
+      <w:hyperlink w:history="1" r:id="rIdrmuzcozbeu0pz7rq0ooog">
         <w:r>
           <w:rPr>
             <w:rStyle w:val="Hyperlink"/>
@@ -504,7 +492,7 @@
         </w:numPr>
       </w:pPr>
       <w:r>
-        <w:t xml:space="preserve">Took it from idea to the App Store and Google Play alone: research, design, an AI-assisted build, beta tests with in-app reports, releases.</w:t>
+        <w:t xml:space="preserve">Took it from idea to the App Store and Google Play alone — a small product team's work in spare time: research, design, an AI-assisted build, beta tests with in-app reports, releases, support.</w:t>
       </w:r>
     </w:p>
     <w:p>
@@ -532,9 +520,9 @@
         <w:pStyle w:val="CvMeta"/>
       </w:pPr>
       <w:r>
-        <w:t xml:space="preserve">Skills, plugins and extensions built for real, repeated work. · </w:t>
-      </w:r>
-      <w:hyperlink w:history="1" r:id="rIdg2pwwo3dbstoo51-dlu2g">
+        <w:t xml:space="preserve">Skills, plugins and extensions built for real, repeated work — each removes a manual step for good. · </w:t>
+      </w:r>
+      <w:hyperlink w:history="1" r:id="rIdugiv9sgzdrp2piso-3kvd">
         <w:r>
           <w:rPr>
             <w:rStyle w:val="Hyperlink"/>
@@ -552,19 +540,19 @@
         </w:numPr>
       </w:pPr>
       <w:r>
-        <w:t xml:space="preserve">Muse: a Claude Code skill that finds a design direction and builds it within the design system; open source; designed this site.</w:t>
-      </w:r>
-    </w:p>
-    <w:p>
-      <w:pPr>
-        <w:pStyle w:val="ListParagraph"/>
-        <w:numPr>
-          <w:ilvl w:val="0"/>
-          <w:numId w:val="2"/>
-        </w:numPr>
-      </w:pPr>
-      <w:r>
-        <w:t xml:space="preserve">Language Tutor: a Claude Code plugin and VS Code panel that turns coding sessions into language lessons; open source.</w:t>
+        <w:t xml:space="preserve">Muse: a Claude Code skill that finds a design direction and builds it within the design system; open source; it did a studio's design exploration for this site in one session.</w:t>
+      </w:r>
+    </w:p>
+    <w:p>
+      <w:pPr>
+        <w:pStyle w:val="ListParagraph"/>
+        <w:numPr>
+          <w:ilvl w:val="0"/>
+          <w:numId w:val="2"/>
+        </w:numPr>
+      </w:pPr>
+      <w:r>
+        <w:t xml:space="preserve">Language Tutor: Claude Code plugin + VS Code panel: coding sessions become language lessons; open source.</w:t>
       </w:r>
     </w:p>
     <w:p>

--- a/cv/Yevhen-Peshynskyi-CV-EN.docx
+++ b/cv/Yevhen-Peshynskyi-CV-EN.docx
@@ -32,7 +32,7 @@
       <w:r>
         <w:t xml:space="preserve"> · </w:t>
       </w:r>
-      <w:hyperlink w:history="1" r:id="rIdlocynyh_ufeccgyvxy46l">
+      <w:hyperlink w:history="1" r:id="rIdo5hqqca_scvh3iaftmefn">
         <w:r>
           <w:rPr>
             <w:rStyle w:val="Hyperlink"/>
@@ -43,7 +43,7 @@
       <w:r>
         <w:t xml:space="preserve"> · </w:t>
       </w:r>
-      <w:hyperlink w:history="1" r:id="rIdbkzaywosnhttl7mlhlbuk">
+      <w:hyperlink w:history="1" r:id="rIdz2diknas_dc-ay8-dpmoe">
         <w:r>
           <w:rPr>
             <w:rStyle w:val="Hyperlink"/>
@@ -54,7 +54,7 @@
       <w:r>
         <w:t xml:space="preserve"> · </w:t>
       </w:r>
-      <w:hyperlink w:history="1" r:id="rIdzv0njiwdqttrifoo8cgh9">
+      <w:hyperlink w:history="1" r:id="rIdnt1uljxglktyvu7ppq8gz">
         <w:r>
           <w:rPr>
             <w:rStyle w:val="Hyperlink"/>
@@ -65,7 +65,7 @@
       <w:r>
         <w:t xml:space="preserve"> · </w:t>
       </w:r>
-      <w:hyperlink w:history="1" r:id="rIdjwu0uzjqcgzlyu94fryeb">
+      <w:hyperlink w:history="1" r:id="rIdpgrkt4lhkxlnfp-vynrx7">
         <w:r>
           <w:rPr>
             <w:rStyle w:val="Hyperlink"/>
@@ -76,7 +76,7 @@
       <w:r>
         <w:t xml:space="preserve"> · </w:t>
       </w:r>
-      <w:hyperlink w:history="1" r:id="rIdqcziglz75i-ujwsczpnp_">
+      <w:hyperlink w:history="1" r:id="rIdge13jqdbpxhjlezlueylq">
         <w:r>
           <w:rPr>
             <w:rStyle w:val="Hyperlink"/>
@@ -87,7 +87,7 @@
       <w:r>
         <w:t xml:space="preserve"> · </w:t>
       </w:r>
-      <w:hyperlink w:history="1" r:id="rIdczgyrmcaq9tr02mnovcni">
+      <w:hyperlink w:history="1" r:id="rIdzedp5y4ud2_mqwfwcfxw1">
         <w:r>
           <w:rPr>
             <w:rStyle w:val="Hyperlink"/>
@@ -132,7 +132,7 @@
       <w:r>
         <w:t xml:space="preserve">2023–present · </w:t>
       </w:r>
-      <w:hyperlink w:history="1" r:id="rId0t5rhkdpy9k_btgbyaak8">
+      <w:hyperlink w:history="1" r:id="rIdyee-qoittadfcrq_vmji-">
         <w:r>
           <w:rPr>
             <w:rStyle w:val="Hyperlink"/>
@@ -163,7 +163,7 @@
         </w:numPr>
       </w:pPr>
       <w:r>
-        <w:t xml:space="preserve">Built the agentic pipeline from design to development — a Claude Code harness of 5 agents and 13 skills: research, an HTML prototype in two variants, a choice, production code on the design system, AI QA — so a feature goes from task to tested code in days, not weeks, with no Figma stage or separate design department.</w:t>
+        <w:t xml:space="preserve">Built the agentic pipeline from design to development — a Claude Code harness of 5 agents and 13 skills: research, an HTML prototype in two variants so the business picks the best solution, production code on the design system, AI QA — so a feature goes from task to tested code in days, not weeks, with no Figma stage or separate design department.</w:t>
       </w:r>
     </w:p>
     <w:p>
@@ -199,7 +199,7 @@
         </w:numPr>
       </w:pPr>
       <w:r>
-        <w:t xml:space="preserve">A tester skill walks every flow as a real client, role by role: in the last run it caught 70% of a human tester's finds, and the human missed 80% of its.</w:t>
+        <w:t xml:space="preserve">A tester skill walks every flow as a real client, role by role — testing went from weeks to hours; in the last run it caught 70% of a human tester's finds, and the human missed 80% of its.</w:t>
       </w:r>
     </w:p>
     <w:p>
@@ -243,7 +243,7 @@
         </w:numPr>
       </w:pPr>
       <w:r>
-        <w:t xml:space="preserve">Per-airline component variants in the admin and the whole style in one JSON file: a new airline styled in a day instead of about a month of design and front-end work.</w:t>
+        <w:t xml:space="preserve">Per-airline component variants in the admin and the whole style in one JSON file: a new airline styled in a day instead of about a month; swapping components for tests raises conversion.</w:t>
       </w:r>
     </w:p>
     <w:p>
@@ -275,7 +275,7 @@
         </w:numPr>
       </w:pPr>
       <w:r>
-        <w:t xml:space="preserve">The weekly output of a marketing department, without the department: topic research, a two-week content plan, decks with 65 slide types, narration and video, approvals in Telegram and cross-posting to paximizer.com; a deck ordered in Telegram is ready in minutes, not days (358 of 369 commits).</w:t>
+        <w:t xml:space="preserve">The weekly output of a marketing department, without the department: research, a two-week content plan, decks with 65 slide types, narration and video, Telegram approvals, cross-posting to paximizer.com, all from a web admin; decks generated on the server by an AI model in minutes, not days (358 of 369 commits).</w:t>
       </w:r>
     </w:p>
     <w:p>
@@ -295,7 +295,7 @@
         </w:numPr>
       </w:pPr>
       <w:r>
-        <w:t xml:space="preserve">Documented the legacy front end and back end, indexed 10,005 fragments into a RAG and built an MCP server with 8 tools for 27 agents: any product question, business rule or line of code, answered in seconds, not hours.</w:t>
+        <w:t xml:space="preserve">Documented the legacy front end and back end, indexed 10,005 fragments into a RAG and built an MCP server with 8 tools for 27 agents: any product question, business rule or line of code, answered in seconds, not hours — less training for colleagues, fewer tokens.</w:t>
       </w:r>
     </w:p>
     <w:p>
@@ -333,7 +333,7 @@
       <w:r>
         <w:t xml:space="preserve">2021–2023 · </w:t>
       </w:r>
-      <w:hyperlink w:history="1" r:id="rIdmjaywu7eiryn81peoejpv">
+      <w:hyperlink w:history="1" r:id="rIdrsghid8iywswoem3b-ldw">
         <w:r>
           <w:rPr>
             <w:rStyle w:val="Hyperlink"/>
@@ -356,7 +356,7 @@
         </w:numPr>
       </w:pPr>
       <w:r>
-        <w:t xml:space="preserve">WX booking engine: search, fares, seats, extras and payment within airline constraints (PNR, SSR, fare rules, baggage); booking products used by 20+ airlines; a redesigned flow: +5% conversion in an A/B test (preliminary).</w:t>
+        <w:t xml:space="preserve">WX booking engine: search, fares, seats, extras and payment within airline constraints (PNR, SSR, fare rules, baggage); used by 20+ airlines; a redesigned flow: +5% conversion in an A/B test (preliminary).</w:t>
       </w:r>
     </w:p>
     <w:p>
@@ -380,7 +380,7 @@
         </w:numPr>
       </w:pPr>
       <w:r>
-        <w:t xml:space="preserve">White-label airline website: 20+ wireframe screens tested, semantic tokens with light and dark themes, a component library with variants and a constructor that assembles a site in days; 26 screens, 4 breakpoints.</w:t>
+        <w:t xml:space="preserve">White-label airline website, a constructor kit: 20+ wireframe screens tested, semantic tokens with light and dark themes, block variants that assemble and style any airline's site in days; 26 screens, 4 breakpoints.</w:t>
       </w:r>
     </w:p>
     <w:p>
@@ -474,7 +474,7 @@
       <w:r>
         <w:t xml:space="preserve">A route planner for cyclists that reads the wind. Solo product, 2025 to present. · </w:t>
       </w:r>
-      <w:hyperlink w:history="1" r:id="rIdrmuzcozbeu0pz7rq0ooog">
+      <w:hyperlink w:history="1" r:id="rId29uyildxckswvsabpqknx">
         <w:r>
           <w:rPr>
             <w:rStyle w:val="Hyperlink"/>
@@ -522,7 +522,7 @@
       <w:r>
         <w:t xml:space="preserve">Skills, plugins and extensions built for real, repeated work — each removes a manual step for good. · </w:t>
       </w:r>
-      <w:hyperlink w:history="1" r:id="rIdugiv9sgzdrp2piso-3kvd">
+      <w:hyperlink w:history="1" r:id="rIds3zfk05_yjoiedeh-swv2">
         <w:r>
           <w:rPr>
             <w:rStyle w:val="Hyperlink"/>
